--- a/Web-технологии/lab7/lab7.docx
+++ b/Web-технологии/lab7/lab7.docx
@@ -2875,6 +2875,7 @@
         <w:t xml:space="preserve">            box-shadow: 0 2px 10px </w:t>
       </w:r>
       <w:proofErr w:type="spellStart"/>
+      <w:proofErr w:type="gramStart"/>
       <w:r>
         <w:rPr>
           <w:rFonts w:ascii="Times New Roman" w:hAnsi="Times New Roman" w:cs="Times New Roman"/>
@@ -2890,7 +2891,16 @@
           <w:szCs w:val="22"/>
           <w:lang w:val="en-US"/>
         </w:rPr>
-        <w:t>(0,0,0,0.1);</w:t>
+        <w:t>(</w:t>
+      </w:r>
+      <w:proofErr w:type="gramEnd"/>
+      <w:r>
+        <w:rPr>
+          <w:rFonts w:ascii="Times New Roman" w:hAnsi="Times New Roman" w:cs="Times New Roman"/>
+          <w:szCs w:val="22"/>
+          <w:lang w:val="en-US"/>
+        </w:rPr>
+        <w:t>0,0,0,0.1);</w:t>
       </w:r>
     </w:p>
     <w:p>
@@ -3237,7 +3247,23 @@
           <w:szCs w:val="22"/>
         </w:rPr>
         <w:lastRenderedPageBreak/>
-        <w:t>        &lt;h1&gt;Упражнение 4: Подключение к БД и вывод данных&lt;/h1&gt;</w:t>
+        <w:t>        &lt;h</w:t>
+      </w:r>
+      <w:proofErr w:type="gramStart"/>
+      <w:r>
+        <w:rPr>
+          <w:rFonts w:ascii="Times New Roman" w:hAnsi="Times New Roman" w:cs="Times New Roman"/>
+          <w:szCs w:val="22"/>
+        </w:rPr>
+        <w:t>1&gt;Упражнение</w:t>
+      </w:r>
+      <w:proofErr w:type="gramEnd"/>
+      <w:r>
+        <w:rPr>
+          <w:rFonts w:ascii="Times New Roman" w:hAnsi="Times New Roman" w:cs="Times New Roman"/>
+          <w:szCs w:val="22"/>
+        </w:rPr>
+        <w:t xml:space="preserve"> 4: Подключение к БД и вывод данных&lt;/h1&gt;</w:t>
       </w:r>
     </w:p>
     <w:p>
@@ -3466,7 +3492,25 @@
           <w:szCs w:val="22"/>
           <w:lang w:val="en-US"/>
         </w:rPr>
-        <w:t xml:space="preserve"> = new PDO("</w:t>
+        <w:t xml:space="preserve"> = new </w:t>
+      </w:r>
+      <w:proofErr w:type="gramStart"/>
+      <w:r>
+        <w:rPr>
+          <w:rFonts w:ascii="Times New Roman" w:hAnsi="Times New Roman" w:cs="Times New Roman"/>
+          <w:szCs w:val="22"/>
+          <w:lang w:val="en-US"/>
+        </w:rPr>
+        <w:t>PDO(</w:t>
+      </w:r>
+      <w:proofErr w:type="gramEnd"/>
+      <w:r>
+        <w:rPr>
+          <w:rFonts w:ascii="Times New Roman" w:hAnsi="Times New Roman" w:cs="Times New Roman"/>
+          <w:szCs w:val="22"/>
+          <w:lang w:val="en-US"/>
+        </w:rPr>
+        <w:t>"</w:t>
       </w:r>
       <w:proofErr w:type="spellStart"/>
       <w:r>
@@ -3559,6 +3603,7 @@
         <w:t>-&gt;</w:t>
       </w:r>
       <w:proofErr w:type="spellStart"/>
+      <w:proofErr w:type="gramStart"/>
       <w:r>
         <w:rPr>
           <w:rFonts w:ascii="Times New Roman" w:hAnsi="Times New Roman" w:cs="Times New Roman"/>
@@ -3574,7 +3619,88 @@
           <w:szCs w:val="22"/>
           <w:lang w:val="en-US"/>
         </w:rPr>
-        <w:t>(PDO::ATTR_ERRMODE, PDO::ERRMODE_EXCEPTION);</w:t>
+        <w:t>(</w:t>
+      </w:r>
+      <w:proofErr w:type="gramEnd"/>
+      <w:r>
+        <w:rPr>
+          <w:rFonts w:ascii="Times New Roman" w:hAnsi="Times New Roman" w:cs="Times New Roman"/>
+          <w:szCs w:val="22"/>
+          <w:lang w:val="en-US"/>
+        </w:rPr>
+        <w:t>PDO::ATTR_ERRMODE, PDO::ERRMODE_EXCEPTION);</w:t>
+      </w:r>
+      <w:r>
+        <w:rPr>
+          <w:rFonts w:ascii="Times New Roman" w:hAnsi="Times New Roman" w:cs="Times New Roman"/>
+          <w:szCs w:val="22"/>
+          <w:lang w:val="en-US"/>
+        </w:rPr>
+        <w:t xml:space="preserve"> // </w:t>
+      </w:r>
+      <w:r>
+        <w:rPr>
+          <w:rStyle w:val="af3"/>
+        </w:rPr>
+        <w:t>если</w:t>
+      </w:r>
+      <w:r>
+        <w:rPr>
+          <w:rStyle w:val="af3"/>
+          <w:lang w:val="en-US"/>
+        </w:rPr>
+        <w:t xml:space="preserve"> </w:t>
+      </w:r>
+      <w:r>
+        <w:rPr>
+          <w:rStyle w:val="af3"/>
+        </w:rPr>
+        <w:t>случится</w:t>
+      </w:r>
+      <w:r>
+        <w:rPr>
+          <w:rStyle w:val="af3"/>
+          <w:lang w:val="en-US"/>
+        </w:rPr>
+        <w:t xml:space="preserve"> </w:t>
+      </w:r>
+      <w:r>
+        <w:rPr>
+          <w:rStyle w:val="af3"/>
+        </w:rPr>
+        <w:t>ошибка</w:t>
+      </w:r>
+      <w:r>
+        <w:rPr>
+          <w:rStyle w:val="af3"/>
+          <w:lang w:val="en-US"/>
+        </w:rPr>
+        <w:t xml:space="preserve"> — </w:t>
+      </w:r>
+      <w:r>
+        <w:rPr>
+          <w:rStyle w:val="af3"/>
+        </w:rPr>
+        <w:t>выбрасывай</w:t>
+      </w:r>
+      <w:r>
+        <w:rPr>
+          <w:rStyle w:val="af3"/>
+          <w:lang w:val="en-US"/>
+        </w:rPr>
+        <w:t xml:space="preserve"> </w:t>
+      </w:r>
+      <w:r>
+        <w:rPr>
+          <w:rStyle w:val="af3"/>
+        </w:rPr>
+        <w:t>исключение</w:t>
+      </w:r>
+      <w:r>
+        <w:rPr>
+          <w:lang w:val="en-US"/>
+        </w:rPr>
+        <w:t>.</w:t>
       </w:r>
     </w:p>
     <w:p>
@@ -3625,7 +3751,23 @@
           <w:rFonts w:ascii="Times New Roman" w:hAnsi="Times New Roman" w:cs="Times New Roman"/>
           <w:szCs w:val="22"/>
         </w:rPr>
-        <w:t xml:space="preserve"> "&lt;h2&gt;Вывод данных из таблицы </w:t>
+        <w:t xml:space="preserve"> "&lt;h</w:t>
+      </w:r>
+      <w:proofErr w:type="gramStart"/>
+      <w:r>
+        <w:rPr>
+          <w:rFonts w:ascii="Times New Roman" w:hAnsi="Times New Roman" w:cs="Times New Roman"/>
+          <w:szCs w:val="22"/>
+        </w:rPr>
+        <w:t>2&gt;Вывод</w:t>
+      </w:r>
+      <w:proofErr w:type="gramEnd"/>
+      <w:r>
+        <w:rPr>
+          <w:rFonts w:ascii="Times New Roman" w:hAnsi="Times New Roman" w:cs="Times New Roman"/>
+          <w:szCs w:val="22"/>
+        </w:rPr>
+        <w:t xml:space="preserve"> данных из таблицы </w:t>
       </w:r>
       <w:proofErr w:type="spellStart"/>
       <w:r>
@@ -3702,7 +3844,25 @@
           <w:szCs w:val="22"/>
           <w:lang w:val="en-US"/>
         </w:rPr>
-        <w:t>-&gt;query("SELECT id, nickname, login FROM Users");</w:t>
+        <w:t>-&gt;</w:t>
+      </w:r>
+      <w:proofErr w:type="gramStart"/>
+      <w:r>
+        <w:rPr>
+          <w:rFonts w:ascii="Times New Roman" w:hAnsi="Times New Roman" w:cs="Times New Roman"/>
+          <w:szCs w:val="22"/>
+          <w:lang w:val="en-US"/>
+        </w:rPr>
+        <w:t>query(</w:t>
+      </w:r>
+      <w:proofErr w:type="gramEnd"/>
+      <w:r>
+        <w:rPr>
+          <w:rFonts w:ascii="Times New Roman" w:hAnsi="Times New Roman" w:cs="Times New Roman"/>
+          <w:szCs w:val="22"/>
+          <w:lang w:val="en-US"/>
+        </w:rPr>
+        <w:t>"SELECT id, nickname, login FROM Users");</w:t>
       </w:r>
     </w:p>
     <w:p>
@@ -3711,16 +3871,112 @@
         <w:rPr>
           <w:rFonts w:ascii="Times New Roman" w:hAnsi="Times New Roman" w:cs="Times New Roman"/>
           <w:szCs w:val="22"/>
-          <w:lang w:val="en-US"/>
-        </w:rPr>
-      </w:pPr>
-      <w:r>
-        <w:rPr>
-          <w:rFonts w:ascii="Times New Roman" w:hAnsi="Times New Roman" w:cs="Times New Roman"/>
-          <w:szCs w:val="22"/>
-          <w:lang w:val="en-US"/>
-        </w:rPr>
-        <w:t>            $users = $</w:t>
+        </w:rPr>
+      </w:pPr>
+      <w:r>
+        <w:rPr>
+          <w:rFonts w:ascii="Times New Roman" w:hAnsi="Times New Roman" w:cs="Times New Roman"/>
+          <w:szCs w:val="22"/>
+          <w:lang w:val="en-US"/>
+        </w:rPr>
+        <w:t> </w:t>
+      </w:r>
+      <w:r>
+        <w:rPr>
+          <w:rFonts w:ascii="Times New Roman" w:hAnsi="Times New Roman" w:cs="Times New Roman"/>
+          <w:szCs w:val="22"/>
+        </w:rPr>
+        <w:t xml:space="preserve"> </w:t>
+      </w:r>
+      <w:r>
+        <w:rPr>
+          <w:rFonts w:ascii="Times New Roman" w:hAnsi="Times New Roman" w:cs="Times New Roman"/>
+          <w:szCs w:val="22"/>
+          <w:lang w:val="en-US"/>
+        </w:rPr>
+        <w:t> </w:t>
+      </w:r>
+      <w:r>
+        <w:rPr>
+          <w:rFonts w:ascii="Times New Roman" w:hAnsi="Times New Roman" w:cs="Times New Roman"/>
+          <w:szCs w:val="22"/>
+        </w:rPr>
+        <w:t xml:space="preserve"> </w:t>
+      </w:r>
+      <w:r>
+        <w:rPr>
+          <w:rFonts w:ascii="Times New Roman" w:hAnsi="Times New Roman" w:cs="Times New Roman"/>
+          <w:szCs w:val="22"/>
+          <w:lang w:val="en-US"/>
+        </w:rPr>
+        <w:t> </w:t>
+      </w:r>
+      <w:r>
+        <w:rPr>
+          <w:rFonts w:ascii="Times New Roman" w:hAnsi="Times New Roman" w:cs="Times New Roman"/>
+          <w:szCs w:val="22"/>
+        </w:rPr>
+        <w:t xml:space="preserve"> </w:t>
+      </w:r>
+      <w:r>
+        <w:rPr>
+          <w:rFonts w:ascii="Times New Roman" w:hAnsi="Times New Roman" w:cs="Times New Roman"/>
+          <w:szCs w:val="22"/>
+          <w:lang w:val="en-US"/>
+        </w:rPr>
+        <w:t> </w:t>
+      </w:r>
+      <w:r>
+        <w:rPr>
+          <w:rFonts w:ascii="Times New Roman" w:hAnsi="Times New Roman" w:cs="Times New Roman"/>
+          <w:szCs w:val="22"/>
+        </w:rPr>
+        <w:t xml:space="preserve"> </w:t>
+      </w:r>
+      <w:r>
+        <w:rPr>
+          <w:rFonts w:ascii="Times New Roman" w:hAnsi="Times New Roman" w:cs="Times New Roman"/>
+          <w:szCs w:val="22"/>
+          <w:lang w:val="en-US"/>
+        </w:rPr>
+        <w:t> </w:t>
+      </w:r>
+      <w:r>
+        <w:rPr>
+          <w:rFonts w:ascii="Times New Roman" w:hAnsi="Times New Roman" w:cs="Times New Roman"/>
+          <w:szCs w:val="22"/>
+        </w:rPr>
+        <w:t xml:space="preserve"> </w:t>
+      </w:r>
+      <w:r>
+        <w:rPr>
+          <w:rFonts w:ascii="Times New Roman" w:hAnsi="Times New Roman" w:cs="Times New Roman"/>
+          <w:szCs w:val="22"/>
+          <w:lang w:val="en-US"/>
+        </w:rPr>
+        <w:t> </w:t>
+      </w:r>
+      <w:r>
+        <w:rPr>
+          <w:rFonts w:ascii="Times New Roman" w:hAnsi="Times New Roman" w:cs="Times New Roman"/>
+          <w:szCs w:val="22"/>
+        </w:rPr>
+        <w:t xml:space="preserve"> $</w:t>
+      </w:r>
+      <w:r>
+        <w:rPr>
+          <w:rFonts w:ascii="Times New Roman" w:hAnsi="Times New Roman" w:cs="Times New Roman"/>
+          <w:szCs w:val="22"/>
+          <w:lang w:val="en-US"/>
+        </w:rPr>
+        <w:t>users</w:t>
+      </w:r>
+      <w:r>
+        <w:rPr>
+          <w:rFonts w:ascii="Times New Roman" w:hAnsi="Times New Roman" w:cs="Times New Roman"/>
+          <w:szCs w:val="22"/>
+        </w:rPr>
+        <w:t xml:space="preserve"> = $</w:t>
       </w:r>
       <w:proofErr w:type="spellStart"/>
       <w:r>
@@ -3732,11 +3988,11 @@
         <w:t>stmt</w:t>
       </w:r>
       <w:proofErr w:type="spellEnd"/>
-      <w:r>
-        <w:rPr>
-          <w:rFonts w:ascii="Times New Roman" w:hAnsi="Times New Roman" w:cs="Times New Roman"/>
-          <w:szCs w:val="22"/>
-          <w:lang w:val="en-US"/>
+      <w:proofErr w:type="gramStart"/>
+      <w:r>
+        <w:rPr>
+          <w:rFonts w:ascii="Times New Roman" w:hAnsi="Times New Roman" w:cs="Times New Roman"/>
+          <w:szCs w:val="22"/>
         </w:rPr>
         <w:t>-&gt;</w:t>
       </w:r>
@@ -3750,13 +4006,83 @@
         <w:t>fetchAll</w:t>
       </w:r>
       <w:proofErr w:type="spellEnd"/>
-      <w:r>
-        <w:rPr>
-          <w:rFonts w:ascii="Times New Roman" w:hAnsi="Times New Roman" w:cs="Times New Roman"/>
-          <w:szCs w:val="22"/>
-          <w:lang w:val="en-US"/>
-        </w:rPr>
-        <w:t>(PDO::FETCH_ASSOC);</w:t>
+      <w:proofErr w:type="gramEnd"/>
+      <w:r>
+        <w:rPr>
+          <w:rFonts w:ascii="Times New Roman" w:hAnsi="Times New Roman" w:cs="Times New Roman"/>
+          <w:szCs w:val="22"/>
+        </w:rPr>
+        <w:t>(</w:t>
+      </w:r>
+      <w:r>
+        <w:rPr>
+          <w:rFonts w:ascii="Times New Roman" w:hAnsi="Times New Roman" w:cs="Times New Roman"/>
+          <w:szCs w:val="22"/>
+          <w:lang w:val="en-US"/>
+        </w:rPr>
+        <w:t>PDO</w:t>
+      </w:r>
+      <w:r>
+        <w:rPr>
+          <w:rFonts w:ascii="Times New Roman" w:hAnsi="Times New Roman" w:cs="Times New Roman"/>
+          <w:szCs w:val="22"/>
+        </w:rPr>
+        <w:t>::</w:t>
+      </w:r>
+      <w:r>
+        <w:rPr>
+          <w:rFonts w:ascii="Times New Roman" w:hAnsi="Times New Roman" w:cs="Times New Roman"/>
+          <w:szCs w:val="22"/>
+          <w:lang w:val="en-US"/>
+        </w:rPr>
+        <w:t>FETCH</w:t>
+      </w:r>
+      <w:r>
+        <w:rPr>
+          <w:rFonts w:ascii="Times New Roman" w:hAnsi="Times New Roman" w:cs="Times New Roman"/>
+          <w:szCs w:val="22"/>
+        </w:rPr>
+        <w:t>_</w:t>
+      </w:r>
+      <w:r>
+        <w:rPr>
+          <w:rFonts w:ascii="Times New Roman" w:hAnsi="Times New Roman" w:cs="Times New Roman"/>
+          <w:szCs w:val="22"/>
+          <w:lang w:val="en-US"/>
+        </w:rPr>
+        <w:t>ASSOC</w:t>
+      </w:r>
+      <w:r>
+        <w:rPr>
+          <w:rFonts w:ascii="Times New Roman" w:hAnsi="Times New Roman" w:cs="Times New Roman"/>
+          <w:szCs w:val="22"/>
+        </w:rPr>
+        <w:t>);</w:t>
+      </w:r>
+      <w:r>
+        <w:rPr>
+          <w:rFonts w:ascii="Times New Roman" w:hAnsi="Times New Roman" w:cs="Times New Roman"/>
+          <w:szCs w:val="22"/>
+        </w:rPr>
+        <w:t xml:space="preserve"> // </w:t>
+      </w:r>
+      <w:r>
+        <w:t xml:space="preserve">забирает </w:t>
+      </w:r>
+      <w:r>
+        <w:rPr>
+          <w:rStyle w:val="af3"/>
+        </w:rPr>
+        <w:t>все строки</w:t>
+      </w:r>
+      <w:r>
+        <w:t xml:space="preserve"> результата запроса</w:t>
+      </w:r>
+      <w:r>
+        <w:t xml:space="preserve">. </w:t>
+      </w:r>
+      <w:r>
+        <w:t>каждая запись будет представлена как ассоциативный массив.</w:t>
       </w:r>
     </w:p>
     <w:p>
@@ -3765,16 +4091,97 @@
         <w:rPr>
           <w:rFonts w:ascii="Times New Roman" w:hAnsi="Times New Roman" w:cs="Times New Roman"/>
           <w:szCs w:val="22"/>
-          <w:lang w:val="en-US"/>
-        </w:rPr>
-      </w:pPr>
-      <w:r>
-        <w:rPr>
-          <w:rFonts w:ascii="Times New Roman" w:hAnsi="Times New Roman" w:cs="Times New Roman"/>
-          <w:szCs w:val="22"/>
-          <w:lang w:val="en-US"/>
-        </w:rPr>
-        <w:t xml:space="preserve">            </w:t>
+        </w:rPr>
+      </w:pPr>
+      <w:r>
+        <w:rPr>
+          <w:rFonts w:ascii="Times New Roman" w:hAnsi="Times New Roman" w:cs="Times New Roman"/>
+          <w:szCs w:val="22"/>
+          <w:lang w:val="en-US"/>
+        </w:rPr>
+        <w:t> </w:t>
+      </w:r>
+      <w:r>
+        <w:rPr>
+          <w:rFonts w:ascii="Times New Roman" w:hAnsi="Times New Roman" w:cs="Times New Roman"/>
+          <w:szCs w:val="22"/>
+        </w:rPr>
+        <w:t xml:space="preserve"> </w:t>
+      </w:r>
+      <w:r>
+        <w:rPr>
+          <w:rFonts w:ascii="Times New Roman" w:hAnsi="Times New Roman" w:cs="Times New Roman"/>
+          <w:szCs w:val="22"/>
+          <w:lang w:val="en-US"/>
+        </w:rPr>
+        <w:t> </w:t>
+      </w:r>
+      <w:r>
+        <w:rPr>
+          <w:rFonts w:ascii="Times New Roman" w:hAnsi="Times New Roman" w:cs="Times New Roman"/>
+          <w:szCs w:val="22"/>
+        </w:rPr>
+        <w:t xml:space="preserve"> </w:t>
+      </w:r>
+      <w:r>
+        <w:rPr>
+          <w:rFonts w:ascii="Times New Roman" w:hAnsi="Times New Roman" w:cs="Times New Roman"/>
+          <w:szCs w:val="22"/>
+          <w:lang w:val="en-US"/>
+        </w:rPr>
+        <w:t> </w:t>
+      </w:r>
+      <w:r>
+        <w:rPr>
+          <w:rFonts w:ascii="Times New Roman" w:hAnsi="Times New Roman" w:cs="Times New Roman"/>
+          <w:szCs w:val="22"/>
+        </w:rPr>
+        <w:t xml:space="preserve"> </w:t>
+      </w:r>
+      <w:r>
+        <w:rPr>
+          <w:rFonts w:ascii="Times New Roman" w:hAnsi="Times New Roman" w:cs="Times New Roman"/>
+          <w:szCs w:val="22"/>
+          <w:lang w:val="en-US"/>
+        </w:rPr>
+        <w:t> </w:t>
+      </w:r>
+      <w:r>
+        <w:rPr>
+          <w:rFonts w:ascii="Times New Roman" w:hAnsi="Times New Roman" w:cs="Times New Roman"/>
+          <w:szCs w:val="22"/>
+        </w:rPr>
+        <w:t xml:space="preserve"> </w:t>
+      </w:r>
+      <w:r>
+        <w:rPr>
+          <w:rFonts w:ascii="Times New Roman" w:hAnsi="Times New Roman" w:cs="Times New Roman"/>
+          <w:szCs w:val="22"/>
+          <w:lang w:val="en-US"/>
+        </w:rPr>
+        <w:t> </w:t>
+      </w:r>
+      <w:r>
+        <w:rPr>
+          <w:rFonts w:ascii="Times New Roman" w:hAnsi="Times New Roman" w:cs="Times New Roman"/>
+          <w:szCs w:val="22"/>
+        </w:rPr>
+        <w:t xml:space="preserve"> </w:t>
+      </w:r>
+      <w:r>
+        <w:rPr>
+          <w:rFonts w:ascii="Times New Roman" w:hAnsi="Times New Roman" w:cs="Times New Roman"/>
+          <w:szCs w:val="22"/>
+          <w:lang w:val="en-US"/>
+        </w:rPr>
+        <w:t> </w:t>
+      </w:r>
+      <w:r>
+        <w:rPr>
+          <w:rFonts w:ascii="Times New Roman" w:hAnsi="Times New Roman" w:cs="Times New Roman"/>
+          <w:szCs w:val="22"/>
+        </w:rPr>
+        <w:t xml:space="preserve"> </w:t>
       </w:r>
     </w:p>
     <w:p>
@@ -3792,7 +4199,97 @@
           <w:szCs w:val="22"/>
           <w:lang w:val="en-US"/>
         </w:rPr>
-        <w:t>            if (count($users) &gt; 0) {</w:t>
+        <w:t> </w:t>
+      </w:r>
+      <w:r>
+        <w:rPr>
+          <w:rFonts w:ascii="Times New Roman" w:hAnsi="Times New Roman" w:cs="Times New Roman"/>
+          <w:szCs w:val="22"/>
+        </w:rPr>
+        <w:t xml:space="preserve"> </w:t>
+      </w:r>
+      <w:r>
+        <w:rPr>
+          <w:rFonts w:ascii="Times New Roman" w:hAnsi="Times New Roman" w:cs="Times New Roman"/>
+          <w:szCs w:val="22"/>
+          <w:lang w:val="en-US"/>
+        </w:rPr>
+        <w:t> </w:t>
+      </w:r>
+      <w:r>
+        <w:rPr>
+          <w:rFonts w:ascii="Times New Roman" w:hAnsi="Times New Roman" w:cs="Times New Roman"/>
+          <w:szCs w:val="22"/>
+        </w:rPr>
+        <w:t xml:space="preserve"> </w:t>
+      </w:r>
+      <w:r>
+        <w:rPr>
+          <w:rFonts w:ascii="Times New Roman" w:hAnsi="Times New Roman" w:cs="Times New Roman"/>
+          <w:szCs w:val="22"/>
+          <w:lang w:val="en-US"/>
+        </w:rPr>
+        <w:t> </w:t>
+      </w:r>
+      <w:r>
+        <w:rPr>
+          <w:rFonts w:ascii="Times New Roman" w:hAnsi="Times New Roman" w:cs="Times New Roman"/>
+          <w:szCs w:val="22"/>
+        </w:rPr>
+        <w:t xml:space="preserve"> </w:t>
+      </w:r>
+      <w:r>
+        <w:rPr>
+          <w:rFonts w:ascii="Times New Roman" w:hAnsi="Times New Roman" w:cs="Times New Roman"/>
+          <w:szCs w:val="22"/>
+          <w:lang w:val="en-US"/>
+        </w:rPr>
+        <w:t> </w:t>
+      </w:r>
+      <w:r>
+        <w:rPr>
+          <w:rFonts w:ascii="Times New Roman" w:hAnsi="Times New Roman" w:cs="Times New Roman"/>
+          <w:szCs w:val="22"/>
+        </w:rPr>
+        <w:t xml:space="preserve"> </w:t>
+      </w:r>
+      <w:r>
+        <w:rPr>
+          <w:rFonts w:ascii="Times New Roman" w:hAnsi="Times New Roman" w:cs="Times New Roman"/>
+          <w:szCs w:val="22"/>
+          <w:lang w:val="en-US"/>
+        </w:rPr>
+        <w:t> </w:t>
+      </w:r>
+      <w:r>
+        <w:rPr>
+          <w:rFonts w:ascii="Times New Roman" w:hAnsi="Times New Roman" w:cs="Times New Roman"/>
+          <w:szCs w:val="22"/>
+        </w:rPr>
+        <w:t xml:space="preserve"> </w:t>
+      </w:r>
+      <w:r>
+        <w:rPr>
+          <w:rFonts w:ascii="Times New Roman" w:hAnsi="Times New Roman" w:cs="Times New Roman"/>
+          <w:szCs w:val="22"/>
+          <w:lang w:val="en-US"/>
+        </w:rPr>
+        <w:t> </w:t>
+      </w:r>
+      <w:r>
+        <w:rPr>
+          <w:rFonts w:ascii="Times New Roman" w:hAnsi="Times New Roman" w:cs="Times New Roman"/>
+          <w:szCs w:val="22"/>
+        </w:rPr>
+        <w:t xml:space="preserve"> </w:t>
+      </w:r>
+      <w:r>
+        <w:rPr>
+          <w:rFonts w:ascii="Times New Roman" w:hAnsi="Times New Roman" w:cs="Times New Roman"/>
+          <w:szCs w:val="22"/>
+          <w:lang w:val="en-US"/>
+        </w:rPr>
+        <w:t>if (count($users) &gt; 0) {</w:t>
       </w:r>
     </w:p>
     <w:p>
@@ -3810,7 +4307,101 @@
           <w:szCs w:val="22"/>
           <w:lang w:val="en-US"/>
         </w:rPr>
-        <w:t>                foreach ($users as $user) {</w:t>
+        <w:t xml:space="preserve">                foreach ($users as $user) </w:t>
+      </w:r>
+      <w:proofErr w:type="gramStart"/>
+      <w:r>
+        <w:rPr>
+          <w:rFonts w:ascii="Times New Roman" w:hAnsi="Times New Roman" w:cs="Times New Roman"/>
+          <w:szCs w:val="22"/>
+          <w:lang w:val="en-US"/>
+        </w:rPr>
+        <w:t>{</w:t>
+      </w:r>
+      <w:r>
+        <w:rPr>
+          <w:rFonts w:ascii="Times New Roman" w:hAnsi="Times New Roman" w:cs="Times New Roman"/>
+          <w:szCs w:val="22"/>
+          <w:lang w:val="en-US"/>
+        </w:rPr>
+        <w:t xml:space="preserve"> /</w:t>
+      </w:r>
+      <w:proofErr w:type="gramEnd"/>
+      <w:r>
+        <w:rPr>
+          <w:rFonts w:ascii="Times New Roman" w:hAnsi="Times New Roman" w:cs="Times New Roman"/>
+          <w:szCs w:val="22"/>
+          <w:lang w:val="en-US"/>
+        </w:rPr>
+        <w:t xml:space="preserve">/ </w:t>
+      </w:r>
+      <w:r>
+        <w:rPr>
+          <w:rFonts w:ascii="Times New Roman" w:hAnsi="Times New Roman" w:cs="Times New Roman"/>
+          <w:szCs w:val="22"/>
+        </w:rPr>
+        <w:t>цикл</w:t>
+      </w:r>
+      <w:r>
+        <w:rPr>
+          <w:rFonts w:ascii="Times New Roman" w:hAnsi="Times New Roman" w:cs="Times New Roman"/>
+          <w:szCs w:val="22"/>
+          <w:lang w:val="en-US"/>
+        </w:rPr>
+        <w:t xml:space="preserve"> </w:t>
+      </w:r>
+      <w:r>
+        <w:rPr>
+          <w:rFonts w:ascii="Times New Roman" w:hAnsi="Times New Roman" w:cs="Times New Roman"/>
+          <w:szCs w:val="22"/>
+        </w:rPr>
+        <w:t>который</w:t>
+      </w:r>
+      <w:r>
+        <w:rPr>
+          <w:rFonts w:ascii="Times New Roman" w:hAnsi="Times New Roman" w:cs="Times New Roman"/>
+          <w:szCs w:val="22"/>
+          <w:lang w:val="en-US"/>
+        </w:rPr>
+        <w:t xml:space="preserve"> </w:t>
+      </w:r>
+      <w:r>
+        <w:rPr>
+          <w:rFonts w:ascii="Times New Roman" w:hAnsi="Times New Roman" w:cs="Times New Roman"/>
+          <w:szCs w:val="22"/>
+        </w:rPr>
+        <w:t>перебирает</w:t>
+      </w:r>
+      <w:r>
+        <w:rPr>
+          <w:rFonts w:ascii="Times New Roman" w:hAnsi="Times New Roman" w:cs="Times New Roman"/>
+          <w:szCs w:val="22"/>
+          <w:lang w:val="en-US"/>
+        </w:rPr>
+        <w:t xml:space="preserve"> </w:t>
+      </w:r>
+      <w:r>
+        <w:rPr>
+          <w:rFonts w:ascii="Times New Roman" w:hAnsi="Times New Roman" w:cs="Times New Roman"/>
+          <w:szCs w:val="22"/>
+        </w:rPr>
+        <w:t>массив</w:t>
+      </w:r>
+      <w:r>
+        <w:rPr>
+          <w:rFonts w:ascii="Times New Roman" w:hAnsi="Times New Roman" w:cs="Times New Roman"/>
+          <w:szCs w:val="22"/>
+          <w:lang w:val="en-US"/>
+        </w:rPr>
+        <w:t xml:space="preserve"> </w:t>
+      </w:r>
+      <w:r>
+        <w:rPr>
+          <w:rFonts w:ascii="Times New Roman" w:hAnsi="Times New Roman" w:cs="Times New Roman"/>
+          <w:szCs w:val="22"/>
+          <w:lang w:val="en-US"/>
+        </w:rPr>
+        <w:t>users</w:t>
       </w:r>
     </w:p>
     <w:p>
@@ -3876,7 +4467,25 @@
           <w:szCs w:val="22"/>
           <w:lang w:val="en-US"/>
         </w:rPr>
-        <w:t xml:space="preserve"> {$user['id']}&lt;/strong&gt;&lt;</w:t>
+        <w:t xml:space="preserve"> {$user['id'</w:t>
+      </w:r>
+      <w:proofErr w:type="gramStart"/>
+      <w:r>
+        <w:rPr>
+          <w:rFonts w:ascii="Times New Roman" w:hAnsi="Times New Roman" w:cs="Times New Roman"/>
+          <w:szCs w:val="22"/>
+          <w:lang w:val="en-US"/>
+        </w:rPr>
+        <w:t>]}&lt;</w:t>
+      </w:r>
+      <w:proofErr w:type="gramEnd"/>
+      <w:r>
+        <w:rPr>
+          <w:rFonts w:ascii="Times New Roman" w:hAnsi="Times New Roman" w:cs="Times New Roman"/>
+          <w:szCs w:val="22"/>
+          <w:lang w:val="en-US"/>
+        </w:rPr>
+        <w:t>/strong&gt;&lt;</w:t>
       </w:r>
       <w:proofErr w:type="spellStart"/>
       <w:r>
@@ -3927,9 +4536,19 @@
           <w:szCs w:val="22"/>
           <w:lang w:val="en-US"/>
         </w:rPr>
-        <w:t>: {$user['nickname']}&lt;</w:t>
+        <w:t>: {$user['nickname'</w:t>
+      </w:r>
+      <w:proofErr w:type="gramStart"/>
+      <w:r>
+        <w:rPr>
+          <w:rFonts w:ascii="Times New Roman" w:hAnsi="Times New Roman" w:cs="Times New Roman"/>
+          <w:szCs w:val="22"/>
+          <w:lang w:val="en-US"/>
+        </w:rPr>
+        <w:t>]}&lt;</w:t>
       </w:r>
       <w:proofErr w:type="spellStart"/>
+      <w:proofErr w:type="gramEnd"/>
       <w:r>
         <w:rPr>
           <w:rFonts w:ascii="Times New Roman" w:hAnsi="Times New Roman" w:cs="Times New Roman"/>
@@ -4101,9 +4720,19 @@
           <w:szCs w:val="22"/>
           <w:lang w:val="en-US"/>
         </w:rPr>
-        <w:t>        } catch(</w:t>
+        <w:t xml:space="preserve">        } </w:t>
+      </w:r>
+      <w:proofErr w:type="gramStart"/>
+      <w:r>
+        <w:rPr>
+          <w:rFonts w:ascii="Times New Roman" w:hAnsi="Times New Roman" w:cs="Times New Roman"/>
+          <w:szCs w:val="22"/>
+          <w:lang w:val="en-US"/>
+        </w:rPr>
+        <w:t>catch(</w:t>
       </w:r>
       <w:proofErr w:type="spellStart"/>
+      <w:proofErr w:type="gramEnd"/>
       <w:r>
         <w:rPr>
           <w:rFonts w:ascii="Times New Roman" w:hAnsi="Times New Roman" w:cs="Times New Roman"/>
@@ -4152,9 +4781,28 @@
           <w:szCs w:val="22"/>
           <w:lang w:val="en-US"/>
         </w:rPr>
-        <w:t>: " . $e-&gt;</w:t>
+        <w:t xml:space="preserve">: </w:t>
+      </w:r>
+      <w:proofErr w:type="gramStart"/>
+      <w:r>
+        <w:rPr>
+          <w:rFonts w:ascii="Times New Roman" w:hAnsi="Times New Roman" w:cs="Times New Roman"/>
+          <w:szCs w:val="22"/>
+          <w:lang w:val="en-US"/>
+        </w:rPr>
+        <w:t>" .</w:t>
+      </w:r>
+      <w:proofErr w:type="gramEnd"/>
+      <w:r>
+        <w:rPr>
+          <w:rFonts w:ascii="Times New Roman" w:hAnsi="Times New Roman" w:cs="Times New Roman"/>
+          <w:szCs w:val="22"/>
+          <w:lang w:val="en-US"/>
+        </w:rPr>
+        <w:t xml:space="preserve"> $e-&gt;</w:t>
       </w:r>
       <w:proofErr w:type="spellStart"/>
+      <w:proofErr w:type="gramStart"/>
       <w:r>
         <w:rPr>
           <w:rFonts w:ascii="Times New Roman" w:hAnsi="Times New Roman" w:cs="Times New Roman"/>
@@ -4170,7 +4818,16 @@
           <w:szCs w:val="22"/>
           <w:lang w:val="en-US"/>
         </w:rPr>
-        <w:t>() . "&lt;/p&gt;";</w:t>
+        <w:t>(</w:t>
+      </w:r>
+      <w:proofErr w:type="gramEnd"/>
+      <w:r>
+        <w:rPr>
+          <w:rFonts w:ascii="Times New Roman" w:hAnsi="Times New Roman" w:cs="Times New Roman"/>
+          <w:szCs w:val="22"/>
+          <w:lang w:val="en-US"/>
+        </w:rPr>
+        <w:t>) . "&lt;/p&gt;";</w:t>
       </w:r>
     </w:p>
     <w:p>
@@ -4528,6 +5185,7 @@
           <w:szCs w:val="22"/>
           <w:lang w:val="en-US"/>
         </w:rPr>
+        <w:lastRenderedPageBreak/>
         <w:t>    $host = 'localhost';</w:t>
       </w:r>
     </w:p>
@@ -4564,7 +5222,6 @@
           <w:szCs w:val="22"/>
           <w:lang w:val="en-US"/>
         </w:rPr>
-        <w:lastRenderedPageBreak/>
         <w:t>    $password = '';</w:t>
       </w:r>
     </w:p>
@@ -4673,7 +5330,25 @@
           <w:szCs w:val="22"/>
           <w:lang w:val="en-US"/>
         </w:rPr>
-        <w:t xml:space="preserve"> = new PDO("</w:t>
+        <w:t xml:space="preserve"> = new </w:t>
+      </w:r>
+      <w:proofErr w:type="gramStart"/>
+      <w:r>
+        <w:rPr>
+          <w:rFonts w:ascii="Times New Roman" w:hAnsi="Times New Roman" w:cs="Times New Roman"/>
+          <w:szCs w:val="22"/>
+          <w:lang w:val="en-US"/>
+        </w:rPr>
+        <w:t>PDO(</w:t>
+      </w:r>
+      <w:proofErr w:type="gramEnd"/>
+      <w:r>
+        <w:rPr>
+          <w:rFonts w:ascii="Times New Roman" w:hAnsi="Times New Roman" w:cs="Times New Roman"/>
+          <w:szCs w:val="22"/>
+          <w:lang w:val="en-US"/>
+        </w:rPr>
+        <w:t>"</w:t>
       </w:r>
       <w:proofErr w:type="spellStart"/>
       <w:r>
@@ -4766,6 +5441,7 @@
         <w:t>-&gt;</w:t>
       </w:r>
       <w:proofErr w:type="spellStart"/>
+      <w:proofErr w:type="gramStart"/>
       <w:r>
         <w:rPr>
           <w:rFonts w:ascii="Times New Roman" w:hAnsi="Times New Roman" w:cs="Times New Roman"/>
@@ -4781,7 +5457,16 @@
           <w:szCs w:val="22"/>
           <w:lang w:val="en-US"/>
         </w:rPr>
-        <w:t>(PDO::ATTR_ERRMODE, PDO::ERRMODE_EXCEPTION);</w:t>
+        <w:t>(</w:t>
+      </w:r>
+      <w:proofErr w:type="gramEnd"/>
+      <w:r>
+        <w:rPr>
+          <w:rFonts w:ascii="Times New Roman" w:hAnsi="Times New Roman" w:cs="Times New Roman"/>
+          <w:szCs w:val="22"/>
+          <w:lang w:val="en-US"/>
+        </w:rPr>
+        <w:t>PDO::ATTR_ERRMODE, PDO::ERRMODE_EXCEPTION);</w:t>
       </w:r>
     </w:p>
     <w:p>
@@ -4835,7 +5520,25 @@
           <w:szCs w:val="22"/>
           <w:lang w:val="en-US"/>
         </w:rPr>
-        <w:t>        $login = $_POST['login'] ?? '';</w:t>
+        <w:t>        $login = $_POST['login'</w:t>
+      </w:r>
+      <w:proofErr w:type="gramStart"/>
+      <w:r>
+        <w:rPr>
+          <w:rFonts w:ascii="Times New Roman" w:hAnsi="Times New Roman" w:cs="Times New Roman"/>
+          <w:szCs w:val="22"/>
+          <w:lang w:val="en-US"/>
+        </w:rPr>
+        <w:t>] ??</w:t>
+      </w:r>
+      <w:proofErr w:type="gramEnd"/>
+      <w:r>
+        <w:rPr>
+          <w:rFonts w:ascii="Times New Roman" w:hAnsi="Times New Roman" w:cs="Times New Roman"/>
+          <w:szCs w:val="22"/>
+          <w:lang w:val="en-US"/>
+        </w:rPr>
+        <w:t xml:space="preserve"> '';</w:t>
       </w:r>
     </w:p>
     <w:p>
@@ -4871,7 +5574,25 @@
           <w:szCs w:val="22"/>
           <w:lang w:val="en-US"/>
         </w:rPr>
-        <w:t xml:space="preserve"> = $_POST['password'] ?? '';</w:t>
+        <w:t xml:space="preserve"> = $_POST['password'</w:t>
+      </w:r>
+      <w:proofErr w:type="gramStart"/>
+      <w:r>
+        <w:rPr>
+          <w:rFonts w:ascii="Times New Roman" w:hAnsi="Times New Roman" w:cs="Times New Roman"/>
+          <w:szCs w:val="22"/>
+          <w:lang w:val="en-US"/>
+        </w:rPr>
+        <w:t>] ??</w:t>
+      </w:r>
+      <w:proofErr w:type="gramEnd"/>
+      <w:r>
+        <w:rPr>
+          <w:rFonts w:ascii="Times New Roman" w:hAnsi="Times New Roman" w:cs="Times New Roman"/>
+          <w:szCs w:val="22"/>
+          <w:lang w:val="en-US"/>
+        </w:rPr>
+        <w:t xml:space="preserve"> '';</w:t>
       </w:r>
     </w:p>
     <w:p>
@@ -4889,7 +5610,25 @@
           <w:szCs w:val="22"/>
           <w:lang w:val="en-US"/>
         </w:rPr>
-        <w:t>        $city = $_POST['city'] ?? '';</w:t>
+        <w:t>        $city = $_POST['city'</w:t>
+      </w:r>
+      <w:proofErr w:type="gramStart"/>
+      <w:r>
+        <w:rPr>
+          <w:rFonts w:ascii="Times New Roman" w:hAnsi="Times New Roman" w:cs="Times New Roman"/>
+          <w:szCs w:val="22"/>
+          <w:lang w:val="en-US"/>
+        </w:rPr>
+        <w:t>] ??</w:t>
+      </w:r>
+      <w:proofErr w:type="gramEnd"/>
+      <w:r>
+        <w:rPr>
+          <w:rFonts w:ascii="Times New Roman" w:hAnsi="Times New Roman" w:cs="Times New Roman"/>
+          <w:szCs w:val="22"/>
+          <w:lang w:val="en-US"/>
+        </w:rPr>
+        <w:t xml:space="preserve"> '';</w:t>
       </w:r>
     </w:p>
     <w:p>
@@ -4907,7 +5646,25 @@
           <w:szCs w:val="22"/>
           <w:lang w:val="en-US"/>
         </w:rPr>
-        <w:t>        $email = $_POST['mail'] ?? '';</w:t>
+        <w:t>        $email = $_POST['mail'</w:t>
+      </w:r>
+      <w:proofErr w:type="gramStart"/>
+      <w:r>
+        <w:rPr>
+          <w:rFonts w:ascii="Times New Roman" w:hAnsi="Times New Roman" w:cs="Times New Roman"/>
+          <w:szCs w:val="22"/>
+          <w:lang w:val="en-US"/>
+        </w:rPr>
+        <w:t>] ??</w:t>
+      </w:r>
+      <w:proofErr w:type="gramEnd"/>
+      <w:r>
+        <w:rPr>
+          <w:rFonts w:ascii="Times New Roman" w:hAnsi="Times New Roman" w:cs="Times New Roman"/>
+          <w:szCs w:val="22"/>
+          <w:lang w:val="en-US"/>
+        </w:rPr>
+        <w:t xml:space="preserve"> '';</w:t>
       </w:r>
     </w:p>
     <w:p>
@@ -4925,7 +5682,25 @@
           <w:szCs w:val="22"/>
           <w:lang w:val="en-US"/>
         </w:rPr>
-        <w:t>        $age = $_POST['age'] ?? '';</w:t>
+        <w:t>        $age = $_POST['age'</w:t>
+      </w:r>
+      <w:proofErr w:type="gramStart"/>
+      <w:r>
+        <w:rPr>
+          <w:rFonts w:ascii="Times New Roman" w:hAnsi="Times New Roman" w:cs="Times New Roman"/>
+          <w:szCs w:val="22"/>
+          <w:lang w:val="en-US"/>
+        </w:rPr>
+        <w:t>] ??</w:t>
+      </w:r>
+      <w:proofErr w:type="gramEnd"/>
+      <w:r>
+        <w:rPr>
+          <w:rFonts w:ascii="Times New Roman" w:hAnsi="Times New Roman" w:cs="Times New Roman"/>
+          <w:szCs w:val="22"/>
+          <w:lang w:val="en-US"/>
+        </w:rPr>
+        <w:t xml:space="preserve"> '';</w:t>
       </w:r>
     </w:p>
     <w:p>
@@ -5033,7 +5808,244 @@
           <w:szCs w:val="22"/>
           <w:lang w:val="en-US"/>
         </w:rPr>
-        <w:t>            $hobbies = implode(', ', $_POST['hobby']);</w:t>
+        <w:t> </w:t>
+      </w:r>
+      <w:r>
+        <w:rPr>
+          <w:rFonts w:ascii="Times New Roman" w:hAnsi="Times New Roman" w:cs="Times New Roman"/>
+          <w:szCs w:val="22"/>
+          <w:lang w:val="en-US"/>
+        </w:rPr>
+        <w:t xml:space="preserve"> </w:t>
+      </w:r>
+      <w:r>
+        <w:rPr>
+          <w:rFonts w:ascii="Times New Roman" w:hAnsi="Times New Roman" w:cs="Times New Roman"/>
+          <w:szCs w:val="22"/>
+          <w:lang w:val="en-US"/>
+        </w:rPr>
+        <w:t> </w:t>
+      </w:r>
+      <w:r>
+        <w:rPr>
+          <w:rFonts w:ascii="Times New Roman" w:hAnsi="Times New Roman" w:cs="Times New Roman"/>
+          <w:szCs w:val="22"/>
+          <w:lang w:val="en-US"/>
+        </w:rPr>
+        <w:t xml:space="preserve"> </w:t>
+      </w:r>
+      <w:r>
+        <w:rPr>
+          <w:rFonts w:ascii="Times New Roman" w:hAnsi="Times New Roman" w:cs="Times New Roman"/>
+          <w:szCs w:val="22"/>
+          <w:lang w:val="en-US"/>
+        </w:rPr>
+        <w:t> </w:t>
+      </w:r>
+      <w:r>
+        <w:rPr>
+          <w:rFonts w:ascii="Times New Roman" w:hAnsi="Times New Roman" w:cs="Times New Roman"/>
+          <w:szCs w:val="22"/>
+          <w:lang w:val="en-US"/>
+        </w:rPr>
+        <w:t xml:space="preserve"> </w:t>
+      </w:r>
+      <w:r>
+        <w:rPr>
+          <w:rFonts w:ascii="Times New Roman" w:hAnsi="Times New Roman" w:cs="Times New Roman"/>
+          <w:szCs w:val="22"/>
+          <w:lang w:val="en-US"/>
+        </w:rPr>
+        <w:t> </w:t>
+      </w:r>
+      <w:r>
+        <w:rPr>
+          <w:rFonts w:ascii="Times New Roman" w:hAnsi="Times New Roman" w:cs="Times New Roman"/>
+          <w:szCs w:val="22"/>
+          <w:lang w:val="en-US"/>
+        </w:rPr>
+        <w:t xml:space="preserve"> </w:t>
+      </w:r>
+      <w:r>
+        <w:rPr>
+          <w:rFonts w:ascii="Times New Roman" w:hAnsi="Times New Roman" w:cs="Times New Roman"/>
+          <w:szCs w:val="22"/>
+          <w:lang w:val="en-US"/>
+        </w:rPr>
+        <w:t> </w:t>
+      </w:r>
+      <w:r>
+        <w:rPr>
+          <w:rFonts w:ascii="Times New Roman" w:hAnsi="Times New Roman" w:cs="Times New Roman"/>
+          <w:szCs w:val="22"/>
+          <w:lang w:val="en-US"/>
+        </w:rPr>
+        <w:t xml:space="preserve"> </w:t>
+      </w:r>
+      <w:r>
+        <w:rPr>
+          <w:rFonts w:ascii="Times New Roman" w:hAnsi="Times New Roman" w:cs="Times New Roman"/>
+          <w:szCs w:val="22"/>
+          <w:lang w:val="en-US"/>
+        </w:rPr>
+        <w:t> </w:t>
+      </w:r>
+      <w:r>
+        <w:rPr>
+          <w:rFonts w:ascii="Times New Roman" w:hAnsi="Times New Roman" w:cs="Times New Roman"/>
+          <w:szCs w:val="22"/>
+          <w:lang w:val="en-US"/>
+        </w:rPr>
+        <w:t xml:space="preserve"> $</w:t>
+      </w:r>
+      <w:r>
+        <w:rPr>
+          <w:rFonts w:ascii="Times New Roman" w:hAnsi="Times New Roman" w:cs="Times New Roman"/>
+          <w:szCs w:val="22"/>
+          <w:lang w:val="en-US"/>
+        </w:rPr>
+        <w:t>hobbies</w:t>
+      </w:r>
+      <w:r>
+        <w:rPr>
+          <w:rFonts w:ascii="Times New Roman" w:hAnsi="Times New Roman" w:cs="Times New Roman"/>
+          <w:szCs w:val="22"/>
+          <w:lang w:val="en-US"/>
+        </w:rPr>
+        <w:t xml:space="preserve"> = </w:t>
+      </w:r>
+      <w:proofErr w:type="gramStart"/>
+      <w:r>
+        <w:rPr>
+          <w:rFonts w:ascii="Times New Roman" w:hAnsi="Times New Roman" w:cs="Times New Roman"/>
+          <w:szCs w:val="22"/>
+          <w:lang w:val="en-US"/>
+        </w:rPr>
+        <w:t>implode</w:t>
+      </w:r>
+      <w:r>
+        <w:rPr>
+          <w:rFonts w:ascii="Times New Roman" w:hAnsi="Times New Roman" w:cs="Times New Roman"/>
+          <w:szCs w:val="22"/>
+          <w:lang w:val="en-US"/>
+        </w:rPr>
+        <w:t>(</w:t>
+      </w:r>
+      <w:proofErr w:type="gramEnd"/>
+      <w:r>
+        <w:rPr>
+          <w:rFonts w:ascii="Times New Roman" w:hAnsi="Times New Roman" w:cs="Times New Roman"/>
+          <w:szCs w:val="22"/>
+          <w:lang w:val="en-US"/>
+        </w:rPr>
+        <w:t>', ', $_</w:t>
+      </w:r>
+      <w:r>
+        <w:rPr>
+          <w:rFonts w:ascii="Times New Roman" w:hAnsi="Times New Roman" w:cs="Times New Roman"/>
+          <w:szCs w:val="22"/>
+          <w:lang w:val="en-US"/>
+        </w:rPr>
+        <w:t>POST</w:t>
+      </w:r>
+      <w:r>
+        <w:rPr>
+          <w:rFonts w:ascii="Times New Roman" w:hAnsi="Times New Roman" w:cs="Times New Roman"/>
+          <w:szCs w:val="22"/>
+          <w:lang w:val="en-US"/>
+        </w:rPr>
+        <w:t>['</w:t>
+      </w:r>
+      <w:r>
+        <w:rPr>
+          <w:rFonts w:ascii="Times New Roman" w:hAnsi="Times New Roman" w:cs="Times New Roman"/>
+          <w:szCs w:val="22"/>
+          <w:lang w:val="en-US"/>
+        </w:rPr>
+        <w:t>hobby</w:t>
+      </w:r>
+      <w:r>
+        <w:rPr>
+          <w:rFonts w:ascii="Times New Roman" w:hAnsi="Times New Roman" w:cs="Times New Roman"/>
+          <w:szCs w:val="22"/>
+          <w:lang w:val="en-US"/>
+        </w:rPr>
+        <w:t>']);</w:t>
+      </w:r>
+      <w:r>
+        <w:rPr>
+          <w:rFonts w:ascii="Times New Roman" w:hAnsi="Times New Roman" w:cs="Times New Roman"/>
+          <w:szCs w:val="22"/>
+          <w:lang w:val="en-US"/>
+        </w:rPr>
+        <w:t xml:space="preserve"> // </w:t>
+      </w:r>
+      <w:r>
+        <w:rPr>
+          <w:rFonts w:ascii="Times New Roman" w:hAnsi="Times New Roman" w:cs="Times New Roman"/>
+          <w:szCs w:val="22"/>
+        </w:rPr>
+        <w:t>соединяем</w:t>
+      </w:r>
+      <w:r>
+        <w:rPr>
+          <w:rFonts w:ascii="Times New Roman" w:hAnsi="Times New Roman" w:cs="Times New Roman"/>
+          <w:szCs w:val="22"/>
+          <w:lang w:val="en-US"/>
+        </w:rPr>
+        <w:t xml:space="preserve"> </w:t>
+      </w:r>
+      <w:r>
+        <w:rPr>
+          <w:rFonts w:ascii="Times New Roman" w:hAnsi="Times New Roman" w:cs="Times New Roman"/>
+          <w:szCs w:val="22"/>
+        </w:rPr>
+        <w:t>массив</w:t>
+      </w:r>
+      <w:r>
+        <w:rPr>
+          <w:rFonts w:ascii="Times New Roman" w:hAnsi="Times New Roman" w:cs="Times New Roman"/>
+          <w:szCs w:val="22"/>
+          <w:lang w:val="en-US"/>
+        </w:rPr>
+        <w:t xml:space="preserve"> </w:t>
+      </w:r>
+      <w:r>
+        <w:rPr>
+          <w:rFonts w:ascii="Times New Roman" w:hAnsi="Times New Roman" w:cs="Times New Roman"/>
+          <w:szCs w:val="22"/>
+        </w:rPr>
+        <w:t>в</w:t>
+      </w:r>
+      <w:r>
+        <w:rPr>
+          <w:rFonts w:ascii="Times New Roman" w:hAnsi="Times New Roman" w:cs="Times New Roman"/>
+          <w:szCs w:val="22"/>
+          <w:lang w:val="en-US"/>
+        </w:rPr>
+        <w:t xml:space="preserve"> </w:t>
+      </w:r>
+      <w:r>
+        <w:rPr>
+          <w:rFonts w:ascii="Times New Roman" w:hAnsi="Times New Roman" w:cs="Times New Roman"/>
+          <w:szCs w:val="22"/>
+        </w:rPr>
+        <w:t>одну</w:t>
+      </w:r>
+      <w:r>
+        <w:rPr>
+          <w:rFonts w:ascii="Times New Roman" w:hAnsi="Times New Roman" w:cs="Times New Roman"/>
+          <w:szCs w:val="22"/>
+          <w:lang w:val="en-US"/>
+        </w:rPr>
+        <w:t xml:space="preserve"> </w:t>
+      </w:r>
+      <w:r>
+        <w:rPr>
+          <w:rFonts w:ascii="Times New Roman" w:hAnsi="Times New Roman" w:cs="Times New Roman"/>
+          <w:szCs w:val="22"/>
+        </w:rPr>
+        <w:t>строку</w:t>
       </w:r>
     </w:p>
     <w:p>
@@ -5051,7 +6063,71 @@
           <w:szCs w:val="22"/>
           <w:lang w:val="en-US"/>
         </w:rPr>
-        <w:t>        }</w:t>
+        <w:t> </w:t>
+      </w:r>
+      <w:r>
+        <w:rPr>
+          <w:rFonts w:ascii="Times New Roman" w:hAnsi="Times New Roman" w:cs="Times New Roman"/>
+          <w:szCs w:val="22"/>
+          <w:lang w:val="en-US"/>
+        </w:rPr>
+        <w:t xml:space="preserve"> </w:t>
+      </w:r>
+      <w:r>
+        <w:rPr>
+          <w:rFonts w:ascii="Times New Roman" w:hAnsi="Times New Roman" w:cs="Times New Roman"/>
+          <w:szCs w:val="22"/>
+          <w:lang w:val="en-US"/>
+        </w:rPr>
+        <w:t> </w:t>
+      </w:r>
+      <w:r>
+        <w:rPr>
+          <w:rFonts w:ascii="Times New Roman" w:hAnsi="Times New Roman" w:cs="Times New Roman"/>
+          <w:szCs w:val="22"/>
+          <w:lang w:val="en-US"/>
+        </w:rPr>
+        <w:t xml:space="preserve"> </w:t>
+      </w:r>
+      <w:r>
+        <w:rPr>
+          <w:rFonts w:ascii="Times New Roman" w:hAnsi="Times New Roman" w:cs="Times New Roman"/>
+          <w:szCs w:val="22"/>
+          <w:lang w:val="en-US"/>
+        </w:rPr>
+        <w:t> </w:t>
+      </w:r>
+      <w:r>
+        <w:rPr>
+          <w:rFonts w:ascii="Times New Roman" w:hAnsi="Times New Roman" w:cs="Times New Roman"/>
+          <w:szCs w:val="22"/>
+          <w:lang w:val="en-US"/>
+        </w:rPr>
+        <w:t xml:space="preserve"> </w:t>
+      </w:r>
+      <w:r>
+        <w:rPr>
+          <w:rFonts w:ascii="Times New Roman" w:hAnsi="Times New Roman" w:cs="Times New Roman"/>
+          <w:szCs w:val="22"/>
+          <w:lang w:val="en-US"/>
+        </w:rPr>
+        <w:t> </w:t>
+      </w:r>
+      <w:r>
+        <w:rPr>
+          <w:rFonts w:ascii="Times New Roman" w:hAnsi="Times New Roman" w:cs="Times New Roman"/>
+          <w:szCs w:val="22"/>
+          <w:lang w:val="en-US"/>
+        </w:rPr>
+        <w:t xml:space="preserve"> </w:t>
+      </w:r>
+      <w:r>
+        <w:rPr>
+          <w:rFonts w:ascii="Times New Roman" w:hAnsi="Times New Roman" w:cs="Times New Roman"/>
+          <w:szCs w:val="22"/>
+          <w:lang w:val="en-US"/>
+        </w:rPr>
+        <w:t>}</w:t>
       </w:r>
     </w:p>
     <w:p>
@@ -5123,7 +6199,25 @@
           <w:szCs w:val="22"/>
           <w:lang w:val="en-US"/>
         </w:rPr>
-        <w:t>-&gt;prepare("INSERT INTO users (login, password, country, mail, age, hobby) VALUES (?, ?, ?, ?, ?, ?)");</w:t>
+        <w:t>-&gt;</w:t>
+      </w:r>
+      <w:proofErr w:type="gramStart"/>
+      <w:r>
+        <w:rPr>
+          <w:rFonts w:ascii="Times New Roman" w:hAnsi="Times New Roman" w:cs="Times New Roman"/>
+          <w:szCs w:val="22"/>
+          <w:lang w:val="en-US"/>
+        </w:rPr>
+        <w:t>prepare(</w:t>
+      </w:r>
+      <w:proofErr w:type="gramEnd"/>
+      <w:r>
+        <w:rPr>
+          <w:rFonts w:ascii="Times New Roman" w:hAnsi="Times New Roman" w:cs="Times New Roman"/>
+          <w:szCs w:val="22"/>
+          <w:lang w:val="en-US"/>
+        </w:rPr>
+        <w:t>"INSERT INTO users (login, password, country, mail, age, hobby) VALUES (?, ?, ?, ?, ?, ?)");</w:t>
       </w:r>
     </w:p>
     <w:p>
@@ -5159,7 +6253,25 @@
           <w:szCs w:val="22"/>
           <w:lang w:val="en-US"/>
         </w:rPr>
-        <w:t>-&gt;execute([$login, $</w:t>
+        <w:t>-&gt;</w:t>
+      </w:r>
+      <w:proofErr w:type="gramStart"/>
+      <w:r>
+        <w:rPr>
+          <w:rFonts w:ascii="Times New Roman" w:hAnsi="Times New Roman" w:cs="Times New Roman"/>
+          <w:szCs w:val="22"/>
+          <w:lang w:val="en-US"/>
+        </w:rPr>
+        <w:t>execute(</w:t>
+      </w:r>
+      <w:proofErr w:type="gramEnd"/>
+      <w:r>
+        <w:rPr>
+          <w:rFonts w:ascii="Times New Roman" w:hAnsi="Times New Roman" w:cs="Times New Roman"/>
+          <w:szCs w:val="22"/>
+          <w:lang w:val="en-US"/>
+        </w:rPr>
+        <w:t>[$login, $</w:t>
       </w:r>
       <w:proofErr w:type="spellStart"/>
       <w:r>
@@ -5350,12 +6462,21 @@
         <w:t>success</w:t>
       </w:r>
       <w:proofErr w:type="spellEnd"/>
-      <w:r>
-        <w:rPr>
-          <w:rFonts w:ascii="Times New Roman" w:hAnsi="Times New Roman" w:cs="Times New Roman"/>
-          <w:szCs w:val="22"/>
-        </w:rPr>
-        <w:t>'&gt;Данные успешно сохранены в базу данных!&lt;/</w:t>
+      <w:proofErr w:type="gramStart"/>
+      <w:r>
+        <w:rPr>
+          <w:rFonts w:ascii="Times New Roman" w:hAnsi="Times New Roman" w:cs="Times New Roman"/>
+          <w:szCs w:val="22"/>
+        </w:rPr>
+        <w:t>'&gt;Данные</w:t>
+      </w:r>
+      <w:proofErr w:type="gramEnd"/>
+      <w:r>
+        <w:rPr>
+          <w:rFonts w:ascii="Times New Roman" w:hAnsi="Times New Roman" w:cs="Times New Roman"/>
+          <w:szCs w:val="22"/>
+        </w:rPr>
+        <w:t xml:space="preserve"> успешно сохранены в базу данных!&lt;/</w:t>
       </w:r>
       <w:proofErr w:type="spellStart"/>
       <w:r>
@@ -5412,9 +6533,19 @@
           <w:szCs w:val="22"/>
           <w:lang w:val="en-US"/>
         </w:rPr>
-        <w:t>} catch(</w:t>
+        <w:t xml:space="preserve">} </w:t>
+      </w:r>
+      <w:proofErr w:type="gramStart"/>
+      <w:r>
+        <w:rPr>
+          <w:rFonts w:ascii="Times New Roman" w:hAnsi="Times New Roman" w:cs="Times New Roman"/>
+          <w:szCs w:val="22"/>
+          <w:lang w:val="en-US"/>
+        </w:rPr>
+        <w:t>catch(</w:t>
       </w:r>
       <w:proofErr w:type="spellStart"/>
+      <w:proofErr w:type="gramEnd"/>
       <w:r>
         <w:rPr>
           <w:rFonts w:ascii="Times New Roman" w:hAnsi="Times New Roman" w:cs="Times New Roman"/>
@@ -5477,14 +6608,40 @@
           <w:szCs w:val="22"/>
           <w:lang w:val="en-US"/>
         </w:rPr>
-        <w:t xml:space="preserve">: " . </w:t>
-      </w:r>
-      <w:r>
-        <w:rPr>
-          <w:rFonts w:ascii="Times New Roman" w:hAnsi="Times New Roman" w:cs="Times New Roman"/>
-          <w:szCs w:val="22"/>
-        </w:rPr>
-        <w:t>$e-&gt;</w:t>
+        <w:t xml:space="preserve">: </w:t>
+      </w:r>
+      <w:proofErr w:type="gramStart"/>
+      <w:r>
+        <w:rPr>
+          <w:rFonts w:ascii="Times New Roman" w:hAnsi="Times New Roman" w:cs="Times New Roman"/>
+          <w:szCs w:val="22"/>
+          <w:lang w:val="en-US"/>
+        </w:rPr>
+        <w:t>" .</w:t>
+      </w:r>
+      <w:proofErr w:type="gramEnd"/>
+      <w:r>
+        <w:rPr>
+          <w:rFonts w:ascii="Times New Roman" w:hAnsi="Times New Roman" w:cs="Times New Roman"/>
+          <w:szCs w:val="22"/>
+          <w:lang w:val="en-US"/>
+        </w:rPr>
+        <w:t xml:space="preserve"> </w:t>
+      </w:r>
+      <w:r>
+        <w:rPr>
+          <w:rFonts w:ascii="Times New Roman" w:hAnsi="Times New Roman" w:cs="Times New Roman"/>
+          <w:szCs w:val="22"/>
+        </w:rPr>
+        <w:t>$e</w:t>
+      </w:r>
+      <w:proofErr w:type="gramStart"/>
+      <w:r>
+        <w:rPr>
+          <w:rFonts w:ascii="Times New Roman" w:hAnsi="Times New Roman" w:cs="Times New Roman"/>
+          <w:szCs w:val="22"/>
+        </w:rPr>
+        <w:t>-&gt;</w:t>
       </w:r>
       <w:proofErr w:type="spellStart"/>
       <w:r>
@@ -5495,6 +6652,7 @@
         <w:t>getMessage</w:t>
       </w:r>
       <w:proofErr w:type="spellEnd"/>
+      <w:proofErr w:type="gramEnd"/>
       <w:r>
         <w:rPr>
           <w:rFonts w:ascii="Times New Roman" w:hAnsi="Times New Roman" w:cs="Times New Roman"/>
@@ -6611,7 +7769,25 @@
           <w:szCs w:val="22"/>
           <w:lang w:val="en-US"/>
         </w:rPr>
-        <w:t xml:space="preserve"> = new PDO("</w:t>
+        <w:t xml:space="preserve"> = new </w:t>
+      </w:r>
+      <w:proofErr w:type="gramStart"/>
+      <w:r>
+        <w:rPr>
+          <w:rFonts w:ascii="Times New Roman" w:hAnsi="Times New Roman" w:cs="Times New Roman"/>
+          <w:szCs w:val="22"/>
+          <w:lang w:val="en-US"/>
+        </w:rPr>
+        <w:t>PDO(</w:t>
+      </w:r>
+      <w:proofErr w:type="gramEnd"/>
+      <w:r>
+        <w:rPr>
+          <w:rFonts w:ascii="Times New Roman" w:hAnsi="Times New Roman" w:cs="Times New Roman"/>
+          <w:szCs w:val="22"/>
+          <w:lang w:val="en-US"/>
+        </w:rPr>
+        <w:t>"</w:t>
       </w:r>
       <w:proofErr w:type="spellStart"/>
       <w:r>
@@ -6704,6 +7880,7 @@
         <w:t>-&gt;</w:t>
       </w:r>
       <w:proofErr w:type="spellStart"/>
+      <w:proofErr w:type="gramStart"/>
       <w:r>
         <w:rPr>
           <w:rFonts w:ascii="Times New Roman" w:hAnsi="Times New Roman" w:cs="Times New Roman"/>
@@ -6719,7 +7896,16 @@
           <w:szCs w:val="22"/>
           <w:lang w:val="en-US"/>
         </w:rPr>
-        <w:t>(PDO::ATTR_ERRMODE, PDO::ERRMODE_EXCEPTION);</w:t>
+        <w:t>(</w:t>
+      </w:r>
+      <w:proofErr w:type="gramEnd"/>
+      <w:r>
+        <w:rPr>
+          <w:rFonts w:ascii="Times New Roman" w:hAnsi="Times New Roman" w:cs="Times New Roman"/>
+          <w:szCs w:val="22"/>
+          <w:lang w:val="en-US"/>
+        </w:rPr>
+        <w:t>PDO::ATTR_ERRMODE, PDO::ERRMODE_EXCEPTION);</w:t>
       </w:r>
     </w:p>
     <w:p>
@@ -6755,7 +7941,25 @@
           <w:szCs w:val="22"/>
           <w:lang w:val="en-US"/>
         </w:rPr>
-        <w:t>        $login = trim($_POST['login'] ?? '');</w:t>
+        <w:t>        $login = trim($_POST['login'</w:t>
+      </w:r>
+      <w:proofErr w:type="gramStart"/>
+      <w:r>
+        <w:rPr>
+          <w:rFonts w:ascii="Times New Roman" w:hAnsi="Times New Roman" w:cs="Times New Roman"/>
+          <w:szCs w:val="22"/>
+          <w:lang w:val="en-US"/>
+        </w:rPr>
+        <w:t>] ??</w:t>
+      </w:r>
+      <w:proofErr w:type="gramEnd"/>
+      <w:r>
+        <w:rPr>
+          <w:rFonts w:ascii="Times New Roman" w:hAnsi="Times New Roman" w:cs="Times New Roman"/>
+          <w:szCs w:val="22"/>
+          <w:lang w:val="en-US"/>
+        </w:rPr>
+        <w:t xml:space="preserve"> '');</w:t>
       </w:r>
     </w:p>
     <w:p>
@@ -6791,7 +7995,25 @@
           <w:szCs w:val="22"/>
           <w:lang w:val="en-US"/>
         </w:rPr>
-        <w:t xml:space="preserve"> = $_POST['password'] ?? '';</w:t>
+        <w:t xml:space="preserve"> = $_POST['password'</w:t>
+      </w:r>
+      <w:proofErr w:type="gramStart"/>
+      <w:r>
+        <w:rPr>
+          <w:rFonts w:ascii="Times New Roman" w:hAnsi="Times New Roman" w:cs="Times New Roman"/>
+          <w:szCs w:val="22"/>
+          <w:lang w:val="en-US"/>
+        </w:rPr>
+        <w:t>] ??</w:t>
+      </w:r>
+      <w:proofErr w:type="gramEnd"/>
+      <w:r>
+        <w:rPr>
+          <w:rFonts w:ascii="Times New Roman" w:hAnsi="Times New Roman" w:cs="Times New Roman"/>
+          <w:szCs w:val="22"/>
+          <w:lang w:val="en-US"/>
+        </w:rPr>
+        <w:t xml:space="preserve"> '';</w:t>
       </w:r>
     </w:p>
     <w:p>
@@ -6809,7 +8031,25 @@
           <w:szCs w:val="22"/>
           <w:lang w:val="en-US"/>
         </w:rPr>
-        <w:t>        $city = $_POST['city'] ?? '';</w:t>
+        <w:t>        $city = $_POST['city'</w:t>
+      </w:r>
+      <w:proofErr w:type="gramStart"/>
+      <w:r>
+        <w:rPr>
+          <w:rFonts w:ascii="Times New Roman" w:hAnsi="Times New Roman" w:cs="Times New Roman"/>
+          <w:szCs w:val="22"/>
+          <w:lang w:val="en-US"/>
+        </w:rPr>
+        <w:t>] ??</w:t>
+      </w:r>
+      <w:proofErr w:type="gramEnd"/>
+      <w:r>
+        <w:rPr>
+          <w:rFonts w:ascii="Times New Roman" w:hAnsi="Times New Roman" w:cs="Times New Roman"/>
+          <w:szCs w:val="22"/>
+          <w:lang w:val="en-US"/>
+        </w:rPr>
+        <w:t xml:space="preserve"> '';</w:t>
       </w:r>
     </w:p>
     <w:p>
@@ -6827,7 +8067,25 @@
           <w:szCs w:val="22"/>
           <w:lang w:val="en-US"/>
         </w:rPr>
-        <w:t>        $email = $_POST['mail'] ?? '';</w:t>
+        <w:t>        $email = $_POST['mail'</w:t>
+      </w:r>
+      <w:proofErr w:type="gramStart"/>
+      <w:r>
+        <w:rPr>
+          <w:rFonts w:ascii="Times New Roman" w:hAnsi="Times New Roman" w:cs="Times New Roman"/>
+          <w:szCs w:val="22"/>
+          <w:lang w:val="en-US"/>
+        </w:rPr>
+        <w:t>] ??</w:t>
+      </w:r>
+      <w:proofErr w:type="gramEnd"/>
+      <w:r>
+        <w:rPr>
+          <w:rFonts w:ascii="Times New Roman" w:hAnsi="Times New Roman" w:cs="Times New Roman"/>
+          <w:szCs w:val="22"/>
+          <w:lang w:val="en-US"/>
+        </w:rPr>
+        <w:t xml:space="preserve"> '';</w:t>
       </w:r>
     </w:p>
     <w:p>
@@ -6845,7 +8103,25 @@
           <w:szCs w:val="22"/>
           <w:lang w:val="en-US"/>
         </w:rPr>
-        <w:t>        $age = $_POST['age'] ?? '';</w:t>
+        <w:t>        $age = $_POST['age'</w:t>
+      </w:r>
+      <w:proofErr w:type="gramStart"/>
+      <w:r>
+        <w:rPr>
+          <w:rFonts w:ascii="Times New Roman" w:hAnsi="Times New Roman" w:cs="Times New Roman"/>
+          <w:szCs w:val="22"/>
+          <w:lang w:val="en-US"/>
+        </w:rPr>
+        <w:t>] ??</w:t>
+      </w:r>
+      <w:proofErr w:type="gramEnd"/>
+      <w:r>
+        <w:rPr>
+          <w:rFonts w:ascii="Times New Roman" w:hAnsi="Times New Roman" w:cs="Times New Roman"/>
+          <w:szCs w:val="22"/>
+          <w:lang w:val="en-US"/>
+        </w:rPr>
+        <w:t xml:space="preserve"> '';</w:t>
       </w:r>
     </w:p>
     <w:p>
@@ -6935,7 +8211,25 @@
           <w:szCs w:val="22"/>
           <w:lang w:val="en-US"/>
         </w:rPr>
-        <w:t>            $hobbies = implode(', ', $_POST['hobby']);</w:t>
+        <w:t xml:space="preserve">            $hobbies = </w:t>
+      </w:r>
+      <w:proofErr w:type="gramStart"/>
+      <w:r>
+        <w:rPr>
+          <w:rFonts w:ascii="Times New Roman" w:hAnsi="Times New Roman" w:cs="Times New Roman"/>
+          <w:szCs w:val="22"/>
+          <w:lang w:val="en-US"/>
+        </w:rPr>
+        <w:t>implode(</w:t>
+      </w:r>
+      <w:proofErr w:type="gramEnd"/>
+      <w:r>
+        <w:rPr>
+          <w:rFonts w:ascii="Times New Roman" w:hAnsi="Times New Roman" w:cs="Times New Roman"/>
+          <w:szCs w:val="22"/>
+          <w:lang w:val="en-US"/>
+        </w:rPr>
+        <w:t>', ', $_POST['hobby']);</w:t>
       </w:r>
     </w:p>
     <w:p>
@@ -7328,6 +8622,7 @@
         <w:t>$</w:t>
       </w:r>
       <w:proofErr w:type="spellStart"/>
+      <w:proofErr w:type="gramStart"/>
       <w:r>
         <w:rPr>
           <w:rFonts w:ascii="Times New Roman" w:hAnsi="Times New Roman" w:cs="Times New Roman"/>
@@ -7341,7 +8636,15 @@
           <w:rFonts w:ascii="Times New Roman" w:hAnsi="Times New Roman" w:cs="Times New Roman"/>
           <w:szCs w:val="22"/>
         </w:rPr>
-        <w:t>[] = "Логин должен содержать не менее 3 символов";</w:t>
+        <w:t>[</w:t>
+      </w:r>
+      <w:proofErr w:type="gramEnd"/>
+      <w:r>
+        <w:rPr>
+          <w:rFonts w:ascii="Times New Roman" w:hAnsi="Times New Roman" w:cs="Times New Roman"/>
+          <w:szCs w:val="22"/>
+        </w:rPr>
+        <w:t>] = "Логин должен содержать не менее 3 символов";</w:t>
       </w:r>
     </w:p>
     <w:p>
@@ -7400,12 +8703,21 @@
         <w:t>login</w:t>
       </w:r>
       <w:proofErr w:type="spellEnd"/>
-      <w:r>
-        <w:rPr>
-          <w:rFonts w:ascii="Times New Roman" w:hAnsi="Times New Roman" w:cs="Times New Roman"/>
-          <w:szCs w:val="22"/>
-        </w:rPr>
-        <w:t>) &gt; 15) {</w:t>
+      <w:proofErr w:type="gramStart"/>
+      <w:r>
+        <w:rPr>
+          <w:rFonts w:ascii="Times New Roman" w:hAnsi="Times New Roman" w:cs="Times New Roman"/>
+          <w:szCs w:val="22"/>
+        </w:rPr>
+        <w:t>) &gt;</w:t>
+      </w:r>
+      <w:proofErr w:type="gramEnd"/>
+      <w:r>
+        <w:rPr>
+          <w:rFonts w:ascii="Times New Roman" w:hAnsi="Times New Roman" w:cs="Times New Roman"/>
+          <w:szCs w:val="22"/>
+        </w:rPr>
+        <w:t xml:space="preserve"> 15) {</w:t>
       </w:r>
     </w:p>
     <w:p>
@@ -7424,6 +8736,7 @@
         <w:t>            $</w:t>
       </w:r>
       <w:proofErr w:type="spellStart"/>
+      <w:proofErr w:type="gramStart"/>
       <w:r>
         <w:rPr>
           <w:rFonts w:ascii="Times New Roman" w:hAnsi="Times New Roman" w:cs="Times New Roman"/>
@@ -7437,7 +8750,15 @@
           <w:rFonts w:ascii="Times New Roman" w:hAnsi="Times New Roman" w:cs="Times New Roman"/>
           <w:szCs w:val="22"/>
         </w:rPr>
-        <w:t>[] = "Логин должен содержать не более 15 символов";</w:t>
+        <w:t>[</w:t>
+      </w:r>
+      <w:proofErr w:type="gramEnd"/>
+      <w:r>
+        <w:rPr>
+          <w:rFonts w:ascii="Times New Roman" w:hAnsi="Times New Roman" w:cs="Times New Roman"/>
+          <w:szCs w:val="22"/>
+        </w:rPr>
+        <w:t>] = "Логин должен содержать не более 15 символов";</w:t>
       </w:r>
     </w:p>
     <w:p>
@@ -7533,7 +8854,23 @@
           <w:rFonts w:ascii="Times New Roman" w:hAnsi="Times New Roman" w:cs="Times New Roman"/>
           <w:szCs w:val="22"/>
         </w:rPr>
-        <w:t>) &lt; 10) {</w:t>
+        <w:t xml:space="preserve">) </w:t>
+      </w:r>
+      <w:proofErr w:type="gramStart"/>
+      <w:r>
+        <w:rPr>
+          <w:rFonts w:ascii="Times New Roman" w:hAnsi="Times New Roman" w:cs="Times New Roman"/>
+          <w:szCs w:val="22"/>
+        </w:rPr>
+        <w:t>&lt; 10</w:t>
+      </w:r>
+      <w:proofErr w:type="gramEnd"/>
+      <w:r>
+        <w:rPr>
+          <w:rFonts w:ascii="Times New Roman" w:hAnsi="Times New Roman" w:cs="Times New Roman"/>
+          <w:szCs w:val="22"/>
+        </w:rPr>
+        <w:t>) {</w:t>
       </w:r>
     </w:p>
     <w:p>
@@ -7552,6 +8889,7 @@
         <w:t>            $</w:t>
       </w:r>
       <w:proofErr w:type="spellStart"/>
+      <w:proofErr w:type="gramStart"/>
       <w:r>
         <w:rPr>
           <w:rFonts w:ascii="Times New Roman" w:hAnsi="Times New Roman" w:cs="Times New Roman"/>
@@ -7565,7 +8903,15 @@
           <w:rFonts w:ascii="Times New Roman" w:hAnsi="Times New Roman" w:cs="Times New Roman"/>
           <w:szCs w:val="22"/>
         </w:rPr>
-        <w:t>[] = "Пароль должен содержать не менее 10 символов";</w:t>
+        <w:t>[</w:t>
+      </w:r>
+      <w:proofErr w:type="gramEnd"/>
+      <w:r>
+        <w:rPr>
+          <w:rFonts w:ascii="Times New Roman" w:hAnsi="Times New Roman" w:cs="Times New Roman"/>
+          <w:szCs w:val="22"/>
+        </w:rPr>
+        <w:t>] = "Пароль должен содержать не менее 10 символов";</w:t>
       </w:r>
     </w:p>
     <w:p>
@@ -7624,12 +8970,21 @@
         <w:t>password_form</w:t>
       </w:r>
       <w:proofErr w:type="spellEnd"/>
-      <w:r>
-        <w:rPr>
-          <w:rFonts w:ascii="Times New Roman" w:hAnsi="Times New Roman" w:cs="Times New Roman"/>
-          <w:szCs w:val="22"/>
-        </w:rPr>
-        <w:t>) &gt; 15) {</w:t>
+      <w:proofErr w:type="gramStart"/>
+      <w:r>
+        <w:rPr>
+          <w:rFonts w:ascii="Times New Roman" w:hAnsi="Times New Roman" w:cs="Times New Roman"/>
+          <w:szCs w:val="22"/>
+        </w:rPr>
+        <w:t>) &gt;</w:t>
+      </w:r>
+      <w:proofErr w:type="gramEnd"/>
+      <w:r>
+        <w:rPr>
+          <w:rFonts w:ascii="Times New Roman" w:hAnsi="Times New Roman" w:cs="Times New Roman"/>
+          <w:szCs w:val="22"/>
+        </w:rPr>
+        <w:t xml:space="preserve"> 15) {</w:t>
       </w:r>
     </w:p>
     <w:p>
@@ -7648,6 +9003,7 @@
         <w:t>            $</w:t>
       </w:r>
       <w:proofErr w:type="spellStart"/>
+      <w:proofErr w:type="gramStart"/>
       <w:r>
         <w:rPr>
           <w:rFonts w:ascii="Times New Roman" w:hAnsi="Times New Roman" w:cs="Times New Roman"/>
@@ -7661,7 +9017,15 @@
           <w:rFonts w:ascii="Times New Roman" w:hAnsi="Times New Roman" w:cs="Times New Roman"/>
           <w:szCs w:val="22"/>
         </w:rPr>
-        <w:t>[] = "Пароль должен содержать не более 15 символов";</w:t>
+        <w:t>[</w:t>
+      </w:r>
+      <w:proofErr w:type="gramEnd"/>
+      <w:r>
+        <w:rPr>
+          <w:rFonts w:ascii="Times New Roman" w:hAnsi="Times New Roman" w:cs="Times New Roman"/>
+          <w:szCs w:val="22"/>
+        </w:rPr>
+        <w:t>] = "Пароль должен содержать не более 15 символов";</w:t>
       </w:r>
     </w:p>
     <w:p>
@@ -7704,7 +9068,25 @@
           <w:szCs w:val="22"/>
           <w:lang w:val="en-US"/>
         </w:rPr>
-        <w:t>        if (!empty($errors)) {</w:t>
+        <w:t xml:space="preserve">        if </w:t>
+      </w:r>
+      <w:proofErr w:type="gramStart"/>
+      <w:r>
+        <w:rPr>
+          <w:rFonts w:ascii="Times New Roman" w:hAnsi="Times New Roman" w:cs="Times New Roman"/>
+          <w:szCs w:val="22"/>
+          <w:lang w:val="en-US"/>
+        </w:rPr>
+        <w:t>(!empty</w:t>
+      </w:r>
+      <w:proofErr w:type="gramEnd"/>
+      <w:r>
+        <w:rPr>
+          <w:rFonts w:ascii="Times New Roman" w:hAnsi="Times New Roman" w:cs="Times New Roman"/>
+          <w:szCs w:val="22"/>
+          <w:lang w:val="en-US"/>
+        </w:rPr>
+        <w:t>($errors)) {</w:t>
       </w:r>
     </w:p>
     <w:p>
@@ -7770,7 +9152,25 @@
           <w:szCs w:val="22"/>
           <w:lang w:val="en-US"/>
         </w:rPr>
-        <w:t>&gt; " . implode('&lt;</w:t>
+        <w:t xml:space="preserve">&gt; </w:t>
+      </w:r>
+      <w:proofErr w:type="gramStart"/>
+      <w:r>
+        <w:rPr>
+          <w:rFonts w:ascii="Times New Roman" w:hAnsi="Times New Roman" w:cs="Times New Roman"/>
+          <w:szCs w:val="22"/>
+          <w:lang w:val="en-US"/>
+        </w:rPr>
+        <w:t>" .</w:t>
+      </w:r>
+      <w:proofErr w:type="gramEnd"/>
+      <w:r>
+        <w:rPr>
+          <w:rFonts w:ascii="Times New Roman" w:hAnsi="Times New Roman" w:cs="Times New Roman"/>
+          <w:szCs w:val="22"/>
+          <w:lang w:val="en-US"/>
+        </w:rPr>
+        <w:t xml:space="preserve"> implode('&lt;</w:t>
       </w:r>
       <w:proofErr w:type="spellStart"/>
       <w:r>
@@ -7788,7 +9188,25 @@
           <w:szCs w:val="22"/>
           <w:lang w:val="en-US"/>
         </w:rPr>
-        <w:t>&gt; ', $errors) . "&lt;/div&gt;";</w:t>
+        <w:t>&gt; ', $errors</w:t>
+      </w:r>
+      <w:proofErr w:type="gramStart"/>
+      <w:r>
+        <w:rPr>
+          <w:rFonts w:ascii="Times New Roman" w:hAnsi="Times New Roman" w:cs="Times New Roman"/>
+          <w:szCs w:val="22"/>
+          <w:lang w:val="en-US"/>
+        </w:rPr>
+        <w:t>) .</w:t>
+      </w:r>
+      <w:proofErr w:type="gramEnd"/>
+      <w:r>
+        <w:rPr>
+          <w:rFonts w:ascii="Times New Roman" w:hAnsi="Times New Roman" w:cs="Times New Roman"/>
+          <w:szCs w:val="22"/>
+          <w:lang w:val="en-US"/>
+        </w:rPr>
+        <w:t xml:space="preserve"> "&lt;/div&gt;";</w:t>
       </w:r>
     </w:p>
     <w:p>
@@ -7851,7 +9269,16 @@
           <w:szCs w:val="22"/>
           <w:lang w:val="en-US"/>
         </w:rPr>
-        <w:t>password_hash</w:t>
+        <w:t>password_</w:t>
+      </w:r>
+      <w:proofErr w:type="gramStart"/>
+      <w:r>
+        <w:rPr>
+          <w:rFonts w:ascii="Times New Roman" w:hAnsi="Times New Roman" w:cs="Times New Roman"/>
+          <w:szCs w:val="22"/>
+          <w:lang w:val="en-US"/>
+        </w:rPr>
+        <w:t>hash</w:t>
       </w:r>
       <w:proofErr w:type="spellEnd"/>
       <w:r>
@@ -7860,7 +9287,16 @@
           <w:szCs w:val="22"/>
           <w:lang w:val="en-US"/>
         </w:rPr>
-        <w:t>($</w:t>
+        <w:t>(</w:t>
+      </w:r>
+      <w:proofErr w:type="gramEnd"/>
+      <w:r>
+        <w:rPr>
+          <w:rFonts w:ascii="Times New Roman" w:hAnsi="Times New Roman" w:cs="Times New Roman"/>
+          <w:szCs w:val="22"/>
+          <w:lang w:val="en-US"/>
+        </w:rPr>
+        <w:t>$</w:t>
       </w:r>
       <w:proofErr w:type="spellStart"/>
       <w:r>
@@ -7933,7 +9369,25 @@
           <w:szCs w:val="22"/>
           <w:lang w:val="en-US"/>
         </w:rPr>
-        <w:t>-&gt;prepare("INSERT INTO users (login, password, country, mail, age, hobby) VALUES (?, ?, ?, ?, ?, ?)");</w:t>
+        <w:t>-&gt;</w:t>
+      </w:r>
+      <w:proofErr w:type="gramStart"/>
+      <w:r>
+        <w:rPr>
+          <w:rFonts w:ascii="Times New Roman" w:hAnsi="Times New Roman" w:cs="Times New Roman"/>
+          <w:szCs w:val="22"/>
+          <w:lang w:val="en-US"/>
+        </w:rPr>
+        <w:t>prepare(</w:t>
+      </w:r>
+      <w:proofErr w:type="gramEnd"/>
+      <w:r>
+        <w:rPr>
+          <w:rFonts w:ascii="Times New Roman" w:hAnsi="Times New Roman" w:cs="Times New Roman"/>
+          <w:szCs w:val="22"/>
+          <w:lang w:val="en-US"/>
+        </w:rPr>
+        <w:t>"INSERT INTO users (login, password, country, mail, age, hobby) VALUES (?, ?, ?, ?, ?, ?)");</w:t>
       </w:r>
     </w:p>
     <w:p>
@@ -7969,7 +9423,25 @@
           <w:szCs w:val="22"/>
           <w:lang w:val="en-US"/>
         </w:rPr>
-        <w:t>-&gt;execute([$login, $</w:t>
+        <w:t>-&gt;</w:t>
+      </w:r>
+      <w:proofErr w:type="gramStart"/>
+      <w:r>
+        <w:rPr>
+          <w:rFonts w:ascii="Times New Roman" w:hAnsi="Times New Roman" w:cs="Times New Roman"/>
+          <w:szCs w:val="22"/>
+          <w:lang w:val="en-US"/>
+        </w:rPr>
+        <w:t>execute(</w:t>
+      </w:r>
+      <w:proofErr w:type="gramEnd"/>
+      <w:r>
+        <w:rPr>
+          <w:rFonts w:ascii="Times New Roman" w:hAnsi="Times New Roman" w:cs="Times New Roman"/>
+          <w:szCs w:val="22"/>
+          <w:lang w:val="en-US"/>
+        </w:rPr>
+        <w:t>[$login, $</w:t>
       </w:r>
       <w:proofErr w:type="spellStart"/>
       <w:r>
@@ -8104,12 +9576,21 @@
         <w:t>success</w:t>
       </w:r>
       <w:proofErr w:type="spellEnd"/>
-      <w:r>
-        <w:rPr>
-          <w:rFonts w:ascii="Times New Roman" w:hAnsi="Times New Roman" w:cs="Times New Roman"/>
-          <w:szCs w:val="22"/>
-        </w:rPr>
-        <w:t>'&gt;Данные успешно сохранены в базу данных!&lt;/</w:t>
+      <w:proofErr w:type="gramStart"/>
+      <w:r>
+        <w:rPr>
+          <w:rFonts w:ascii="Times New Roman" w:hAnsi="Times New Roman" w:cs="Times New Roman"/>
+          <w:szCs w:val="22"/>
+        </w:rPr>
+        <w:t>'&gt;Данные</w:t>
+      </w:r>
+      <w:proofErr w:type="gramEnd"/>
+      <w:r>
+        <w:rPr>
+          <w:rFonts w:ascii="Times New Roman" w:hAnsi="Times New Roman" w:cs="Times New Roman"/>
+          <w:szCs w:val="22"/>
+        </w:rPr>
+        <w:t xml:space="preserve"> успешно сохранены в базу данных!&lt;/</w:t>
       </w:r>
       <w:proofErr w:type="spellStart"/>
       <w:r>
@@ -8168,9 +9649,19 @@
           <w:szCs w:val="22"/>
           <w:lang w:val="en-US"/>
         </w:rPr>
-        <w:t>    } catch(</w:t>
+        <w:t xml:space="preserve">    } </w:t>
+      </w:r>
+      <w:proofErr w:type="gramStart"/>
+      <w:r>
+        <w:rPr>
+          <w:rFonts w:ascii="Times New Roman" w:hAnsi="Times New Roman" w:cs="Times New Roman"/>
+          <w:szCs w:val="22"/>
+          <w:lang w:val="en-US"/>
+        </w:rPr>
+        <w:t>catch(</w:t>
       </w:r>
       <w:proofErr w:type="spellStart"/>
+      <w:proofErr w:type="gramEnd"/>
       <w:r>
         <w:rPr>
           <w:rFonts w:ascii="Times New Roman" w:hAnsi="Times New Roman" w:cs="Times New Roman"/>
@@ -8248,14 +9739,40 @@
           <w:szCs w:val="22"/>
           <w:lang w:val="en-US"/>
         </w:rPr>
-        <w:t xml:space="preserve">: " . </w:t>
-      </w:r>
-      <w:r>
-        <w:rPr>
-          <w:rFonts w:ascii="Times New Roman" w:hAnsi="Times New Roman" w:cs="Times New Roman"/>
-          <w:szCs w:val="22"/>
-        </w:rPr>
-        <w:t>$e-&gt;</w:t>
+        <w:t xml:space="preserve">: </w:t>
+      </w:r>
+      <w:proofErr w:type="gramStart"/>
+      <w:r>
+        <w:rPr>
+          <w:rFonts w:ascii="Times New Roman" w:hAnsi="Times New Roman" w:cs="Times New Roman"/>
+          <w:szCs w:val="22"/>
+          <w:lang w:val="en-US"/>
+        </w:rPr>
+        <w:t>" .</w:t>
+      </w:r>
+      <w:proofErr w:type="gramEnd"/>
+      <w:r>
+        <w:rPr>
+          <w:rFonts w:ascii="Times New Roman" w:hAnsi="Times New Roman" w:cs="Times New Roman"/>
+          <w:szCs w:val="22"/>
+          <w:lang w:val="en-US"/>
+        </w:rPr>
+        <w:t xml:space="preserve"> </w:t>
+      </w:r>
+      <w:r>
+        <w:rPr>
+          <w:rFonts w:ascii="Times New Roman" w:hAnsi="Times New Roman" w:cs="Times New Roman"/>
+          <w:szCs w:val="22"/>
+        </w:rPr>
+        <w:t>$e</w:t>
+      </w:r>
+      <w:proofErr w:type="gramStart"/>
+      <w:r>
+        <w:rPr>
+          <w:rFonts w:ascii="Times New Roman" w:hAnsi="Times New Roman" w:cs="Times New Roman"/>
+          <w:szCs w:val="22"/>
+        </w:rPr>
+        <w:t>-&gt;</w:t>
       </w:r>
       <w:proofErr w:type="spellStart"/>
       <w:r>
@@ -8266,6 +9783,7 @@
         <w:t>getMessage</w:t>
       </w:r>
       <w:proofErr w:type="spellEnd"/>
+      <w:proofErr w:type="gramEnd"/>
       <w:r>
         <w:rPr>
           <w:rFonts w:ascii="Times New Roman" w:hAnsi="Times New Roman" w:cs="Times New Roman"/>
@@ -8433,7 +9951,16 @@
           <w:sz w:val="28"/>
           <w:szCs w:val="28"/>
         </w:rPr>
-        <w:t xml:space="preserve"> рассмотрел запросы SQL через PHP.</w:t>
+        <w:t xml:space="preserve"> рассмотрел запросы SQL через </w:t>
+      </w:r>
+      <w:proofErr w:type="gramStart"/>
+      <w:r>
+        <w:rPr>
+          <w:rFonts w:ascii="Times New Roman" w:hAnsi="Times New Roman" w:cs="Times New Roman"/>
+          <w:sz w:val="28"/>
+          <w:szCs w:val="28"/>
+        </w:rPr>
+        <w:t>PHP.</w:t>
       </w:r>
       <w:r>
         <w:rPr>
@@ -8443,6 +9970,7 @@
         </w:rPr>
         <w:t>.</w:t>
       </w:r>
+      <w:proofErr w:type="gramEnd"/>
     </w:p>
     <w:p>
       <w:pPr>
@@ -16106,6 +17634,17 @@
       <w:shd w:val="clear" w:color="auto" w:fill="E1DFDD"/>
     </w:rPr>
   </w:style>
+  <w:style w:type="character" w:styleId="af3">
+    <w:name w:val="Strong"/>
+    <w:basedOn w:val="a0"/>
+    <w:uiPriority w:val="22"/>
+    <w:qFormat/>
+    <w:rsid w:val="005A65B7"/>
+    <w:rPr>
+      <w:b/>
+      <w:bCs/>
+    </w:rPr>
+  </w:style>
 </w:styles>
 </file>
 
